--- a/doc/用户操作手册.docx
+++ b/doc/用户操作手册.docx
@@ -1094,6 +1094,17 @@
     </w:p>
     <w:p>
       <w:pPr>
+        <w:pStyle w:val="ListBullet"/>
+      </w:pPr>
+      <w:r>
+        <w:rPr>
+          <w:rFonts w:ascii="微软雅黑" w:hAnsi="微软雅黑" w:eastAsia="微软雅黑"/>
+        </w:rPr>
+        <w:t>偶尔会看到 Acrobat「首选项」窗口一闪而过（约 0.8 秒）—— 这是程序在某些时刻主动恢复界面状态的自救机制，正常现象，无需处理</w:t>
+      </w:r>
+    </w:p>
+    <w:p>
+      <w:pPr>
         <w:pStyle w:val="Heading2"/>
       </w:pPr>
       <w:r>
@@ -1120,7 +1131,7 @@
           <w:b w:val="0"/>
           <w:sz w:val="22"/>
         </w:rPr>
-        <w:t>详细的报告 CSV 文件位于程序目录下的 reports 子文件夹，可以用 Excel 打开。</w:t>
+        <w:t>详细的报告 CSV 文件位于 **你选择的输入文件夹下的 reports 子文件夹** （跟你处理的 PDF 放在一起），可以用 Excel 打开。例如：如果你处理的是 D:\卷宗\ 下的 PDF，那么报告就在 D:\卷宗\reports\ 下。</w:t>
       </w:r>
     </w:p>
     <w:tbl>
@@ -1391,7 +1402,7 @@
           <w:b w:val="0"/>
           <w:sz w:val="22"/>
         </w:rPr>
-        <w:t>每次运行都会在 reports 目录生成一份 CSV 文件，文件名格式 batch_YYYYMMDD_HHMMSS.csv。</w:t>
+        <w:t>每次运行都会在 **输入文件夹的 reports 子目录** 生成一份 CSV 文件，文件名格式 batch_YYYYMMDD_HHMMSS.csv。报告跟着 PDF 数据一起放，方便日后查证和归档。</w:t>
       </w:r>
     </w:p>
     <w:p>
@@ -2002,7 +2013,7 @@
         <w:rPr>
           <w:rFonts w:ascii="微软雅黑" w:hAnsi="微软雅黑" w:eastAsia="微软雅黑"/>
         </w:rPr>
-        <w:t>打开 reports/*.csv，按「状态」列筛选 failed / timeout 的行</w:t>
+        <w:t>打开 &lt;输入文件夹&gt;/reports/*.csv，按「状态」列筛选 failed / timeout 的行</w:t>
       </w:r>
     </w:p>
     <w:p>
@@ -2433,7 +2444,7 @@
         <w:rPr>
           <w:rFonts w:ascii="微软雅黑" w:hAnsi="微软雅黑" w:eastAsia="微软雅黑"/>
         </w:rPr>
-        <w:t>reports 目录下对应的 CSV 文件</w:t>
+        <w:t>&lt;输入文件夹&gt;/reports 下对应的 CSV 文件（batch_*.csv）</w:t>
       </w:r>
     </w:p>
     <w:p>
